--- a/reports/ITM-360_Research_Proposal_Cambodia_Food_Price_Prediction.docx
+++ b/reports/ITM-360_Research_Proposal_Cambodia_Food_Price_Prediction.docx
@@ -306,6 +306,38 @@
           <w:p>
             <w:r>
               <w:t>Chea Menghorng</w:t>
+            </w:r>
+          </w:p>
+        </w:tc>
+        <w:tc>
+          <w:tcPr>
+            <w:tcW w:type="dxa" w:w="3168"/>
+          </w:tcPr>
+          <w:p>
+            <w:r>
+              <w:t>[To be inserted later]</w:t>
+            </w:r>
+          </w:p>
+        </w:tc>
+      </w:tr>
+      <w:tr>
+        <w:tc>
+          <w:tcPr>
+            <w:tcW w:type="dxa" w:w="2592"/>
+          </w:tcPr>
+          <w:p>
+            <w:r>
+              <w:t>Team member 3</w:t>
+            </w:r>
+          </w:p>
+        </w:tc>
+        <w:tc>
+          <w:tcPr>
+            <w:tcW w:type="dxa" w:w="4032"/>
+          </w:tcPr>
+          <w:p>
+            <w:r>
+              <w:t>Leng Sovannadara</w:t>
             </w:r>
           </w:p>
         </w:tc>
